--- a/CMPS_project report .docx
+++ b/CMPS_project report .docx
@@ -846,27 +846,7 @@
           <w:szCs w:val="26"/>
           <w:lang w:val="en-US"/>
         </w:rPr>
-        <w:t xml:space="preserve">to develop an inventory management system for </w:t>
-      </w:r>
-      <w:proofErr w:type="spellStart"/>
-      <w:r>
-        <w:rPr>
-          <w:rFonts w:asciiTheme="majorBidi" w:hAnsiTheme="majorBidi" w:cstheme="majorBidi"/>
-          <w:sz w:val="26"/>
-          <w:szCs w:val="26"/>
-          <w:lang w:val="en-US"/>
-        </w:rPr>
-        <w:t>pearlMart</w:t>
-      </w:r>
-      <w:proofErr w:type="spellEnd"/>
-      <w:r>
-        <w:rPr>
-          <w:rFonts w:asciiTheme="majorBidi" w:hAnsiTheme="majorBidi" w:cstheme="majorBidi"/>
-          <w:sz w:val="26"/>
-          <w:szCs w:val="26"/>
-          <w:lang w:val="en-US"/>
-        </w:rPr>
-        <w:t xml:space="preserve"> that helps authorized employees efficiently manage inventory, supplier order, sales, and related transactions while maintaining accurate records and supporting inventory reporting.</w:t>
+        <w:t>to develop an inventory management system for pearlMart that helps authorized employees efficiently manage inventory, supplier order, sales, and related transactions while maintaining accurate records and supporting inventory reporting.</w:t>
       </w:r>
     </w:p>
     <w:p>
@@ -1360,6 +1340,76 @@
           <w:szCs w:val="26"/>
           <w:lang w:val="en-US"/>
         </w:rPr>
+        <w:t xml:space="preserve"> Data flow diagram level 0,1,2 and use case diagram</w:t>
+      </w:r>
+    </w:p>
+    <w:p>
+      <w:pPr>
+        <w:pStyle w:val="ListParagraph"/>
+        <w:rPr>
+          <w:rFonts w:asciiTheme="majorBidi" w:hAnsiTheme="majorBidi" w:cstheme="majorBidi"/>
+          <w:b/>
+          <w:bCs/>
+          <w:sz w:val="26"/>
+          <w:szCs w:val="26"/>
+          <w:lang w:val="en-US"/>
+        </w:rPr>
+      </w:pPr>
+    </w:p>
+    <w:p>
+      <w:pPr>
+        <w:pStyle w:val="ListParagraph"/>
+        <w:numPr>
+          <w:ilvl w:val="0"/>
+          <w:numId w:val="3"/>
+        </w:numPr>
+        <w:rPr>
+          <w:rFonts w:asciiTheme="majorBidi" w:hAnsiTheme="majorBidi" w:cstheme="majorBidi"/>
+          <w:sz w:val="26"/>
+          <w:szCs w:val="26"/>
+          <w:lang w:val="en-US"/>
+        </w:rPr>
+      </w:pPr>
+      <w:r>
+        <w:rPr>
+          <w:rFonts w:asciiTheme="majorBidi" w:hAnsiTheme="majorBidi" w:cstheme="majorBidi"/>
+          <w:b/>
+          <w:bCs/>
+          <w:sz w:val="26"/>
+          <w:szCs w:val="26"/>
+          <w:lang w:val="en-US"/>
+        </w:rPr>
+        <w:t>Assumption</w:t>
+      </w:r>
+      <w:r>
+        <w:rPr>
+          <w:rFonts w:asciiTheme="majorBidi" w:hAnsiTheme="majorBidi" w:cstheme="majorBidi"/>
+          <w:b/>
+          <w:bCs/>
+          <w:sz w:val="26"/>
+          <w:szCs w:val="26"/>
+          <w:lang w:val="en-US"/>
+        </w:rPr>
+        <w:t>3</w:t>
+      </w:r>
+      <w:r>
+        <w:rPr>
+          <w:rFonts w:asciiTheme="majorBidi" w:hAnsiTheme="majorBidi" w:cstheme="majorBidi"/>
+          <w:b/>
+          <w:bCs/>
+          <w:sz w:val="26"/>
+          <w:szCs w:val="26"/>
+          <w:lang w:val="en-US"/>
+        </w:rPr>
+        <w:t>:</w:t>
+      </w:r>
+      <w:r>
+        <w:rPr>
+          <w:rFonts w:asciiTheme="majorBidi" w:hAnsiTheme="majorBidi" w:cstheme="majorBidi"/>
+          <w:sz w:val="26"/>
+          <w:szCs w:val="26"/>
+          <w:lang w:val="en-US"/>
+        </w:rPr>
         <w:t xml:space="preserve"> </w:t>
       </w:r>
       <w:r>
@@ -1369,27 +1419,974 @@
           <w:szCs w:val="26"/>
           <w:lang w:val="en-US"/>
         </w:rPr>
-        <w:t>Data flow diagram level 0,1,2 and use case diagram</w:t>
-      </w:r>
-    </w:p>
-    <w:p>
-      <w:pPr>
-        <w:pStyle w:val="ListParagraph"/>
-        <w:rPr>
-          <w:rFonts w:asciiTheme="majorBidi" w:hAnsiTheme="majorBidi" w:cstheme="majorBidi"/>
-          <w:b/>
-          <w:bCs/>
-          <w:sz w:val="26"/>
-          <w:szCs w:val="26"/>
-          <w:lang w:val="en-US"/>
-        </w:rPr>
-      </w:pPr>
-    </w:p>
-    <w:p>
-      <w:pPr>
-        <w:pStyle w:val="ListParagraph"/>
-        <w:rPr>
-          <w:rFonts w:asciiTheme="majorBidi" w:hAnsiTheme="majorBidi" w:cstheme="majorBidi"/>
+        <w:t xml:space="preserve">Expiration date is an optional attribute of Item </w:t>
+      </w:r>
+      <w:r>
+        <w:rPr>
+          <w:rFonts w:asciiTheme="majorBidi" w:hAnsiTheme="majorBidi" w:cstheme="majorBidi"/>
+          <w:sz w:val="26"/>
+          <w:szCs w:val="26"/>
+          <w:lang w:val="en-US"/>
+        </w:rPr>
+        <w:t>(</w:t>
+      </w:r>
+      <w:r>
+        <w:rPr>
+          <w:rFonts w:asciiTheme="majorBidi" w:hAnsiTheme="majorBidi" w:cstheme="majorBidi"/>
+          <w:sz w:val="26"/>
+          <w:szCs w:val="26"/>
+          <w:lang w:val="en-US"/>
+        </w:rPr>
+        <w:t>[0..1]</w:t>
+      </w:r>
+      <w:r>
+        <w:rPr>
+          <w:rFonts w:asciiTheme="majorBidi" w:hAnsiTheme="majorBidi" w:cstheme="majorBidi"/>
+          <w:sz w:val="26"/>
+          <w:szCs w:val="26"/>
+          <w:lang w:val="en-US"/>
+        </w:rPr>
+        <w:t xml:space="preserve">). An item </w:t>
+      </w:r>
+      <w:r>
+        <w:rPr>
+          <w:rFonts w:asciiTheme="majorBidi" w:hAnsiTheme="majorBidi" w:cstheme="majorBidi"/>
+          <w:sz w:val="26"/>
+          <w:szCs w:val="26"/>
+          <w:lang w:val="en-US"/>
+        </w:rPr>
+        <w:t>with no date</w:t>
+      </w:r>
+      <w:r>
+        <w:rPr>
+          <w:rFonts w:asciiTheme="majorBidi" w:hAnsiTheme="majorBidi" w:cstheme="majorBidi"/>
+          <w:sz w:val="26"/>
+          <w:szCs w:val="26"/>
+          <w:lang w:val="en-US"/>
+        </w:rPr>
+        <w:t xml:space="preserve"> doesn’t count as expired</w:t>
+      </w:r>
+      <w:r>
+        <w:rPr>
+          <w:rFonts w:asciiTheme="majorBidi" w:hAnsiTheme="majorBidi" w:cstheme="majorBidi"/>
+          <w:sz w:val="26"/>
+          <w:szCs w:val="26"/>
+          <w:lang w:val="en-US"/>
+        </w:rPr>
+        <w:t xml:space="preserve"> </w:t>
+      </w:r>
+    </w:p>
+    <w:p>
+      <w:pPr>
+        <w:pStyle w:val="ListParagraph"/>
+        <w:numPr>
+          <w:ilvl w:val="0"/>
+          <w:numId w:val="3"/>
+        </w:numPr>
+        <w:rPr>
+          <w:rFonts w:asciiTheme="majorBidi" w:hAnsiTheme="majorBidi" w:cstheme="majorBidi"/>
+          <w:sz w:val="26"/>
+          <w:szCs w:val="26"/>
+          <w:lang w:val="en-US"/>
+        </w:rPr>
+      </w:pPr>
+      <w:r>
+        <w:rPr>
+          <w:rFonts w:asciiTheme="majorBidi" w:hAnsiTheme="majorBidi" w:cstheme="majorBidi"/>
+          <w:b/>
+          <w:bCs/>
+          <w:sz w:val="26"/>
+          <w:szCs w:val="26"/>
+          <w:lang w:val="en-US"/>
+        </w:rPr>
+        <w:t>Justification:</w:t>
+      </w:r>
+      <w:r>
+        <w:rPr>
+          <w:rFonts w:asciiTheme="majorBidi" w:hAnsiTheme="majorBidi" w:cstheme="majorBidi"/>
+          <w:sz w:val="26"/>
+          <w:szCs w:val="26"/>
+          <w:lang w:val="en-US"/>
+        </w:rPr>
+        <w:t xml:space="preserve"> </w:t>
+      </w:r>
+      <w:r>
+        <w:rPr>
+          <w:rFonts w:asciiTheme="majorBidi" w:hAnsiTheme="majorBidi" w:cstheme="majorBidi"/>
+          <w:sz w:val="26"/>
+          <w:szCs w:val="26"/>
+          <w:lang w:val="en-US"/>
+        </w:rPr>
+        <w:t>The project requirements doc said the date is recorded “when applicable”</w:t>
+      </w:r>
+    </w:p>
+    <w:p>
+      <w:pPr>
+        <w:pStyle w:val="ListParagraph"/>
+        <w:numPr>
+          <w:ilvl w:val="0"/>
+          <w:numId w:val="3"/>
+        </w:numPr>
+        <w:rPr>
+          <w:rFonts w:asciiTheme="majorBidi" w:hAnsiTheme="majorBidi" w:cstheme="majorBidi"/>
+          <w:b/>
+          <w:bCs/>
+          <w:sz w:val="26"/>
+          <w:szCs w:val="26"/>
+          <w:lang w:val="en-US"/>
+        </w:rPr>
+      </w:pPr>
+      <w:r>
+        <w:rPr>
+          <w:rFonts w:asciiTheme="majorBidi" w:hAnsiTheme="majorBidi" w:cstheme="majorBidi"/>
+          <w:b/>
+          <w:bCs/>
+          <w:sz w:val="26"/>
+          <w:szCs w:val="26"/>
+          <w:lang w:val="en-US"/>
+        </w:rPr>
+        <w:t xml:space="preserve">Affected models: </w:t>
+      </w:r>
+      <w:r>
+        <w:rPr>
+          <w:rFonts w:asciiTheme="majorBidi" w:hAnsiTheme="majorBidi" w:cstheme="majorBidi"/>
+          <w:sz w:val="26"/>
+          <w:szCs w:val="26"/>
+          <w:lang w:val="en-US"/>
+        </w:rPr>
+        <w:t>Class Diagram</w:t>
+      </w:r>
+    </w:p>
+    <w:p>
+      <w:pPr>
+        <w:pStyle w:val="ListParagraph"/>
+        <w:rPr>
+          <w:rFonts w:asciiTheme="majorBidi" w:hAnsiTheme="majorBidi" w:cstheme="majorBidi"/>
+          <w:i/>
+          <w:iCs/>
+          <w:sz w:val="26"/>
+          <w:szCs w:val="26"/>
+          <w:lang w:val="en-US"/>
+        </w:rPr>
+      </w:pPr>
+    </w:p>
+    <w:p>
+      <w:pPr>
+        <w:pStyle w:val="ListParagraph"/>
+        <w:numPr>
+          <w:ilvl w:val="0"/>
+          <w:numId w:val="3"/>
+        </w:numPr>
+        <w:rPr>
+          <w:rFonts w:asciiTheme="majorBidi" w:hAnsiTheme="majorBidi" w:cstheme="majorBidi"/>
+          <w:sz w:val="26"/>
+          <w:szCs w:val="26"/>
+          <w:lang w:val="en-US"/>
+        </w:rPr>
+      </w:pPr>
+      <w:r>
+        <w:rPr>
+          <w:rFonts w:asciiTheme="majorBidi" w:hAnsiTheme="majorBidi" w:cstheme="majorBidi"/>
+          <w:b/>
+          <w:bCs/>
+          <w:sz w:val="26"/>
+          <w:szCs w:val="26"/>
+          <w:lang w:val="en-US"/>
+        </w:rPr>
+        <w:t>Assumption</w:t>
+      </w:r>
+      <w:r>
+        <w:rPr>
+          <w:rFonts w:asciiTheme="majorBidi" w:hAnsiTheme="majorBidi" w:cstheme="majorBidi"/>
+          <w:b/>
+          <w:bCs/>
+          <w:sz w:val="26"/>
+          <w:szCs w:val="26"/>
+          <w:lang w:val="en-US"/>
+        </w:rPr>
+        <w:t>4</w:t>
+      </w:r>
+      <w:r>
+        <w:rPr>
+          <w:rFonts w:asciiTheme="majorBidi" w:hAnsiTheme="majorBidi" w:cstheme="majorBidi"/>
+          <w:b/>
+          <w:bCs/>
+          <w:sz w:val="26"/>
+          <w:szCs w:val="26"/>
+          <w:lang w:val="en-US"/>
+        </w:rPr>
+        <w:t>:</w:t>
+      </w:r>
+      <w:r>
+        <w:rPr>
+          <w:rFonts w:asciiTheme="majorBidi" w:hAnsiTheme="majorBidi" w:cstheme="majorBidi"/>
+          <w:sz w:val="26"/>
+          <w:szCs w:val="26"/>
+          <w:lang w:val="en-US"/>
+        </w:rPr>
+        <w:t xml:space="preserve"> </w:t>
+      </w:r>
+      <w:r>
+        <w:rPr>
+          <w:rFonts w:asciiTheme="majorBidi" w:hAnsiTheme="majorBidi" w:cstheme="majorBidi"/>
+          <w:sz w:val="26"/>
+          <w:szCs w:val="26"/>
+          <w:lang w:val="en-US"/>
+        </w:rPr>
+        <w:t>StockMovement records only manual a</w:t>
+      </w:r>
+      <w:r>
+        <w:rPr>
+          <w:rFonts w:asciiTheme="majorBidi" w:hAnsiTheme="majorBidi" w:cstheme="majorBidi"/>
+          <w:sz w:val="26"/>
+          <w:szCs w:val="26"/>
+          <w:lang w:val="en-US"/>
+        </w:rPr>
+        <w:t>dditions, removals and expired-goods removals</w:t>
+      </w:r>
+      <w:r>
+        <w:rPr>
+          <w:rFonts w:asciiTheme="majorBidi" w:hAnsiTheme="majorBidi" w:cstheme="majorBidi"/>
+          <w:sz w:val="26"/>
+          <w:szCs w:val="26"/>
+          <w:lang w:val="en-US"/>
+        </w:rPr>
+        <w:t>. Supplier deleiveries recorded on SupplierOrder, sales on Sale and replacements on Repkacement</w:t>
+      </w:r>
+      <w:r>
+        <w:rPr>
+          <w:rFonts w:asciiTheme="majorBidi" w:hAnsiTheme="majorBidi" w:cstheme="majorBidi"/>
+          <w:sz w:val="26"/>
+          <w:szCs w:val="26"/>
+          <w:lang w:val="en-US"/>
+        </w:rPr>
+        <w:t xml:space="preserve"> </w:t>
+      </w:r>
+    </w:p>
+    <w:p>
+      <w:pPr>
+        <w:pStyle w:val="ListParagraph"/>
+        <w:numPr>
+          <w:ilvl w:val="0"/>
+          <w:numId w:val="3"/>
+        </w:numPr>
+        <w:rPr>
+          <w:rFonts w:asciiTheme="majorBidi" w:hAnsiTheme="majorBidi" w:cstheme="majorBidi"/>
+          <w:sz w:val="26"/>
+          <w:szCs w:val="26"/>
+          <w:lang w:val="en-US"/>
+        </w:rPr>
+      </w:pPr>
+      <w:r>
+        <w:rPr>
+          <w:rFonts w:asciiTheme="majorBidi" w:hAnsiTheme="majorBidi" w:cstheme="majorBidi"/>
+          <w:b/>
+          <w:bCs/>
+          <w:sz w:val="26"/>
+          <w:szCs w:val="26"/>
+          <w:lang w:val="en-US"/>
+        </w:rPr>
+        <w:t>Justification:</w:t>
+      </w:r>
+      <w:r>
+        <w:rPr>
+          <w:rFonts w:asciiTheme="majorBidi" w:hAnsiTheme="majorBidi" w:cstheme="majorBidi"/>
+          <w:sz w:val="26"/>
+          <w:szCs w:val="26"/>
+          <w:lang w:val="en-US"/>
+        </w:rPr>
+        <w:t xml:space="preserve"> </w:t>
+      </w:r>
+      <w:r>
+        <w:rPr>
+          <w:rFonts w:asciiTheme="majorBidi" w:hAnsiTheme="majorBidi" w:cstheme="majorBidi"/>
+          <w:sz w:val="26"/>
+          <w:szCs w:val="26"/>
+          <w:lang w:val="en-US"/>
+        </w:rPr>
+        <w:t xml:space="preserve">The project requirements doc said </w:t>
+      </w:r>
+      <w:r>
+        <w:rPr>
+          <w:rFonts w:asciiTheme="majorBidi" w:hAnsiTheme="majorBidi" w:cstheme="majorBidi"/>
+          <w:sz w:val="26"/>
+          <w:szCs w:val="26"/>
+          <w:lang w:val="en-US"/>
+        </w:rPr>
+        <w:t>“</w:t>
+      </w:r>
+      <w:r>
+        <w:rPr>
+          <w:rFonts w:asciiTheme="majorBidi" w:hAnsiTheme="majorBidi" w:cstheme="majorBidi"/>
+          <w:sz w:val="26"/>
+          <w:szCs w:val="26"/>
+        </w:rPr>
+        <w:t>goods added or removed</w:t>
+      </w:r>
+      <w:r>
+        <w:rPr>
+          <w:rFonts w:asciiTheme="majorBidi" w:hAnsiTheme="majorBidi" w:cstheme="majorBidi"/>
+          <w:sz w:val="26"/>
+          <w:szCs w:val="26"/>
+          <w:lang w:val="en-US"/>
+        </w:rPr>
+        <w:t>” as tracked activities</w:t>
+      </w:r>
+    </w:p>
+    <w:p>
+      <w:pPr>
+        <w:pStyle w:val="ListParagraph"/>
+        <w:numPr>
+          <w:ilvl w:val="0"/>
+          <w:numId w:val="3"/>
+        </w:numPr>
+        <w:rPr>
+          <w:rFonts w:asciiTheme="majorBidi" w:hAnsiTheme="majorBidi" w:cstheme="majorBidi"/>
+          <w:b/>
+          <w:bCs/>
+          <w:sz w:val="26"/>
+          <w:szCs w:val="26"/>
+          <w:lang w:val="en-US"/>
+        </w:rPr>
+      </w:pPr>
+      <w:r>
+        <w:rPr>
+          <w:rFonts w:asciiTheme="majorBidi" w:hAnsiTheme="majorBidi" w:cstheme="majorBidi"/>
+          <w:b/>
+          <w:bCs/>
+          <w:sz w:val="26"/>
+          <w:szCs w:val="26"/>
+          <w:lang w:val="en-US"/>
+        </w:rPr>
+        <w:t xml:space="preserve">Affected models: </w:t>
+      </w:r>
+      <w:r>
+        <w:rPr>
+          <w:rFonts w:asciiTheme="majorBidi" w:hAnsiTheme="majorBidi" w:cstheme="majorBidi"/>
+          <w:sz w:val="26"/>
+          <w:szCs w:val="26"/>
+          <w:lang w:val="en-US"/>
+        </w:rPr>
+        <w:t>Class Diagram</w:t>
+      </w:r>
+    </w:p>
+    <w:p>
+      <w:pPr>
+        <w:rPr>
+          <w:rFonts w:asciiTheme="majorBidi" w:hAnsiTheme="majorBidi" w:cstheme="majorBidi"/>
+          <w:sz w:val="26"/>
+          <w:szCs w:val="26"/>
+          <w:lang w:val="en-US"/>
+        </w:rPr>
+      </w:pPr>
+    </w:p>
+    <w:p>
+      <w:pPr>
+        <w:pStyle w:val="ListParagraph"/>
+        <w:numPr>
+          <w:ilvl w:val="0"/>
+          <w:numId w:val="3"/>
+        </w:numPr>
+        <w:rPr>
+          <w:rFonts w:asciiTheme="majorBidi" w:hAnsiTheme="majorBidi" w:cstheme="majorBidi"/>
+          <w:sz w:val="26"/>
+          <w:szCs w:val="26"/>
+          <w:lang w:val="en-US"/>
+        </w:rPr>
+      </w:pPr>
+      <w:r>
+        <w:rPr>
+          <w:rFonts w:asciiTheme="majorBidi" w:hAnsiTheme="majorBidi" w:cstheme="majorBidi"/>
+          <w:b/>
+          <w:bCs/>
+          <w:sz w:val="26"/>
+          <w:szCs w:val="26"/>
+          <w:lang w:val="en-US"/>
+        </w:rPr>
+        <w:t>Assumption</w:t>
+      </w:r>
+      <w:r>
+        <w:rPr>
+          <w:rFonts w:asciiTheme="majorBidi" w:hAnsiTheme="majorBidi" w:cstheme="majorBidi"/>
+          <w:b/>
+          <w:bCs/>
+          <w:sz w:val="26"/>
+          <w:szCs w:val="26"/>
+          <w:lang w:val="en-US"/>
+        </w:rPr>
+        <w:t>5</w:t>
+      </w:r>
+      <w:r>
+        <w:rPr>
+          <w:rFonts w:asciiTheme="majorBidi" w:hAnsiTheme="majorBidi" w:cstheme="majorBidi"/>
+          <w:b/>
+          <w:bCs/>
+          <w:sz w:val="26"/>
+          <w:szCs w:val="26"/>
+          <w:lang w:val="en-US"/>
+        </w:rPr>
+        <w:t>:</w:t>
+      </w:r>
+      <w:r>
+        <w:rPr>
+          <w:rFonts w:asciiTheme="majorBidi" w:hAnsiTheme="majorBidi" w:cstheme="majorBidi"/>
+          <w:sz w:val="26"/>
+          <w:szCs w:val="26"/>
+          <w:lang w:val="en-US"/>
+        </w:rPr>
+        <w:t xml:space="preserve"> </w:t>
+      </w:r>
+      <w:r>
+        <w:rPr>
+          <w:rFonts w:asciiTheme="majorBidi" w:hAnsiTheme="majorBidi" w:cstheme="majorBidi"/>
+          <w:sz w:val="26"/>
+          <w:szCs w:val="26"/>
+          <w:lang w:val="en-US"/>
+        </w:rPr>
+        <w:t>Delivery verification is stored on SupplierOrder (</w:t>
+      </w:r>
+      <w:r>
+        <w:rPr>
+          <w:rFonts w:asciiTheme="majorBidi" w:hAnsiTheme="majorBidi" w:cstheme="majorBidi"/>
+          <w:sz w:val="26"/>
+          <w:szCs w:val="26"/>
+          <w:lang w:val="en-US"/>
+        </w:rPr>
+        <w:t xml:space="preserve">as </w:t>
+      </w:r>
+      <w:r>
+        <w:rPr>
+          <w:rFonts w:asciiTheme="majorBidi" w:hAnsiTheme="majorBidi" w:cstheme="majorBidi"/>
+          <w:sz w:val="26"/>
+          <w:szCs w:val="26"/>
+          <w:lang w:val="en-US"/>
+        </w:rPr>
+        <w:t>receivedDate) and OrderLine (</w:t>
+      </w:r>
+      <w:r>
+        <w:rPr>
+          <w:rFonts w:asciiTheme="majorBidi" w:hAnsiTheme="majorBidi" w:cstheme="majorBidi"/>
+          <w:sz w:val="26"/>
+          <w:szCs w:val="26"/>
+          <w:lang w:val="en-US"/>
+        </w:rPr>
+        <w:t xml:space="preserve">as </w:t>
+      </w:r>
+      <w:r>
+        <w:rPr>
+          <w:rFonts w:asciiTheme="majorBidi" w:hAnsiTheme="majorBidi" w:cstheme="majorBidi"/>
+          <w:sz w:val="26"/>
+          <w:szCs w:val="26"/>
+          <w:lang w:val="en-US"/>
+        </w:rPr>
+        <w:t xml:space="preserve">receivedQuantity), so there’s no separate </w:t>
+      </w:r>
+      <w:r>
+        <w:rPr>
+          <w:rFonts w:asciiTheme="majorBidi" w:hAnsiTheme="majorBidi" w:cstheme="majorBidi"/>
+          <w:sz w:val="26"/>
+          <w:szCs w:val="26"/>
+          <w:lang w:val="en-US"/>
+        </w:rPr>
+        <w:t>Receipt</w:t>
+      </w:r>
+      <w:r>
+        <w:rPr>
+          <w:rFonts w:asciiTheme="majorBidi" w:hAnsiTheme="majorBidi" w:cstheme="majorBidi"/>
+          <w:sz w:val="26"/>
+          <w:szCs w:val="26"/>
+          <w:lang w:val="en-US"/>
+        </w:rPr>
+        <w:t xml:space="preserve"> class.</w:t>
+      </w:r>
+    </w:p>
+    <w:p>
+      <w:pPr>
+        <w:pStyle w:val="ListParagraph"/>
+        <w:numPr>
+          <w:ilvl w:val="0"/>
+          <w:numId w:val="3"/>
+        </w:numPr>
+        <w:rPr>
+          <w:rFonts w:asciiTheme="majorBidi" w:hAnsiTheme="majorBidi" w:cstheme="majorBidi"/>
+          <w:sz w:val="26"/>
+          <w:szCs w:val="26"/>
+          <w:lang w:val="en-US"/>
+        </w:rPr>
+      </w:pPr>
+      <w:r>
+        <w:rPr>
+          <w:rFonts w:asciiTheme="majorBidi" w:hAnsiTheme="majorBidi" w:cstheme="majorBidi"/>
+          <w:b/>
+          <w:bCs/>
+          <w:sz w:val="26"/>
+          <w:szCs w:val="26"/>
+          <w:lang w:val="en-US"/>
+        </w:rPr>
+        <w:t>Justification:</w:t>
+      </w:r>
+      <w:r>
+        <w:rPr>
+          <w:rFonts w:asciiTheme="majorBidi" w:hAnsiTheme="majorBidi" w:cstheme="majorBidi"/>
+          <w:sz w:val="26"/>
+          <w:szCs w:val="26"/>
+          <w:lang w:val="en-US"/>
+        </w:rPr>
+        <w:t xml:space="preserve"> </w:t>
+      </w:r>
+      <w:r>
+        <w:rPr>
+          <w:rFonts w:asciiTheme="majorBidi" w:hAnsiTheme="majorBidi" w:cstheme="majorBidi"/>
+          <w:sz w:val="26"/>
+          <w:szCs w:val="26"/>
+          <w:lang w:val="en-US"/>
+        </w:rPr>
+        <w:t>The project requirements doc said</w:t>
+      </w:r>
+      <w:r>
+        <w:rPr>
+          <w:rFonts w:asciiTheme="majorBidi" w:hAnsiTheme="majorBidi" w:cstheme="majorBidi"/>
+          <w:sz w:val="26"/>
+          <w:szCs w:val="26"/>
+          <w:lang w:val="en-US"/>
+        </w:rPr>
+        <w:t xml:space="preserve"> the</w:t>
+      </w:r>
+      <w:r>
+        <w:rPr>
+          <w:rFonts w:asciiTheme="majorBidi" w:hAnsiTheme="majorBidi" w:cstheme="majorBidi"/>
+          <w:sz w:val="26"/>
+          <w:szCs w:val="26"/>
+          <w:lang w:val="en-US"/>
+        </w:rPr>
+        <w:t xml:space="preserve"> </w:t>
+      </w:r>
+      <w:r>
+        <w:rPr>
+          <w:rFonts w:asciiTheme="majorBidi" w:hAnsiTheme="majorBidi" w:cstheme="majorBidi"/>
+          <w:sz w:val="26"/>
+          <w:szCs w:val="26"/>
+          <w:lang w:val="en-US"/>
+        </w:rPr>
+        <w:t>s</w:t>
+      </w:r>
+      <w:r>
+        <w:rPr>
+          <w:rFonts w:asciiTheme="majorBidi" w:hAnsiTheme="majorBidi" w:cstheme="majorBidi"/>
+          <w:sz w:val="26"/>
+          <w:szCs w:val="26"/>
+        </w:rPr>
+        <w:t xml:space="preserve">tore </w:t>
+      </w:r>
+      <w:r>
+        <w:rPr>
+          <w:rFonts w:asciiTheme="majorBidi" w:hAnsiTheme="majorBidi" w:cstheme="majorBidi"/>
+          <w:sz w:val="26"/>
+          <w:szCs w:val="26"/>
+          <w:lang w:val="en-US"/>
+        </w:rPr>
+        <w:t>m</w:t>
+      </w:r>
+      <w:r>
+        <w:rPr>
+          <w:rFonts w:asciiTheme="majorBidi" w:hAnsiTheme="majorBidi" w:cstheme="majorBidi"/>
+          <w:sz w:val="26"/>
+          <w:szCs w:val="26"/>
+        </w:rPr>
+        <w:t>anager verifies the goods and the system “records the received quantities”</w:t>
+      </w:r>
+    </w:p>
+    <w:p>
+      <w:pPr>
+        <w:pStyle w:val="ListParagraph"/>
+        <w:numPr>
+          <w:ilvl w:val="0"/>
+          <w:numId w:val="3"/>
+        </w:numPr>
+        <w:rPr>
+          <w:rFonts w:asciiTheme="majorBidi" w:hAnsiTheme="majorBidi" w:cstheme="majorBidi"/>
+          <w:b/>
+          <w:bCs/>
+          <w:sz w:val="26"/>
+          <w:szCs w:val="26"/>
+          <w:lang w:val="en-US"/>
+        </w:rPr>
+      </w:pPr>
+      <w:r>
+        <w:rPr>
+          <w:rFonts w:asciiTheme="majorBidi" w:hAnsiTheme="majorBidi" w:cstheme="majorBidi"/>
+          <w:b/>
+          <w:bCs/>
+          <w:sz w:val="26"/>
+          <w:szCs w:val="26"/>
+          <w:lang w:val="en-US"/>
+        </w:rPr>
+        <w:t xml:space="preserve">Affected models: </w:t>
+      </w:r>
+      <w:r>
+        <w:rPr>
+          <w:rFonts w:asciiTheme="majorBidi" w:hAnsiTheme="majorBidi" w:cstheme="majorBidi"/>
+          <w:sz w:val="26"/>
+          <w:szCs w:val="26"/>
+          <w:lang w:val="en-US"/>
+        </w:rPr>
+        <w:t>Class Diagram</w:t>
+      </w:r>
+    </w:p>
+    <w:p>
+      <w:pPr>
+        <w:pStyle w:val="ListParagraph"/>
+        <w:rPr>
+          <w:rFonts w:asciiTheme="majorBidi" w:hAnsiTheme="majorBidi" w:cstheme="majorBidi"/>
+          <w:i/>
+          <w:iCs/>
+          <w:sz w:val="26"/>
+          <w:szCs w:val="26"/>
+          <w:lang w:val="en-US"/>
+        </w:rPr>
+      </w:pPr>
+    </w:p>
+    <w:p>
+      <w:pPr>
+        <w:pStyle w:val="ListParagraph"/>
+        <w:numPr>
+          <w:ilvl w:val="0"/>
+          <w:numId w:val="3"/>
+        </w:numPr>
+        <w:rPr>
+          <w:rFonts w:asciiTheme="majorBidi" w:hAnsiTheme="majorBidi" w:cstheme="majorBidi"/>
+          <w:sz w:val="26"/>
+          <w:szCs w:val="26"/>
+          <w:lang w:val="en-US"/>
+        </w:rPr>
+      </w:pPr>
+      <w:r>
+        <w:rPr>
+          <w:rFonts w:asciiTheme="majorBidi" w:hAnsiTheme="majorBidi" w:cstheme="majorBidi"/>
+          <w:b/>
+          <w:bCs/>
+          <w:sz w:val="26"/>
+          <w:szCs w:val="26"/>
+          <w:lang w:val="en-US"/>
+        </w:rPr>
+        <w:t>Assumption</w:t>
+      </w:r>
+      <w:r>
+        <w:rPr>
+          <w:rFonts w:asciiTheme="majorBidi" w:hAnsiTheme="majorBidi" w:cstheme="majorBidi"/>
+          <w:b/>
+          <w:bCs/>
+          <w:sz w:val="26"/>
+          <w:szCs w:val="26"/>
+          <w:lang w:val="en-US"/>
+        </w:rPr>
+        <w:t>6</w:t>
+      </w:r>
+      <w:r>
+        <w:rPr>
+          <w:rFonts w:asciiTheme="majorBidi" w:hAnsiTheme="majorBidi" w:cstheme="majorBidi"/>
+          <w:b/>
+          <w:bCs/>
+          <w:sz w:val="26"/>
+          <w:szCs w:val="26"/>
+          <w:lang w:val="en-US"/>
+        </w:rPr>
+        <w:t>:</w:t>
+      </w:r>
+      <w:r>
+        <w:rPr>
+          <w:rFonts w:asciiTheme="majorBidi" w:hAnsiTheme="majorBidi" w:cstheme="majorBidi"/>
+          <w:sz w:val="26"/>
+          <w:szCs w:val="26"/>
+          <w:lang w:val="en-US"/>
+        </w:rPr>
+        <w:t xml:space="preserve"> </w:t>
+      </w:r>
+      <w:r>
+        <w:rPr>
+          <w:rFonts w:asciiTheme="majorBidi" w:hAnsiTheme="majorBidi" w:cstheme="majorBidi"/>
+          <w:sz w:val="26"/>
+          <w:szCs w:val="26"/>
+          <w:lang w:val="en-US"/>
+        </w:rPr>
+        <w:t>Discount and tax are calculated per sale line</w:t>
+      </w:r>
+    </w:p>
+    <w:p>
+      <w:pPr>
+        <w:pStyle w:val="ListParagraph"/>
+        <w:numPr>
+          <w:ilvl w:val="0"/>
+          <w:numId w:val="3"/>
+        </w:numPr>
+        <w:rPr>
+          <w:rFonts w:asciiTheme="majorBidi" w:hAnsiTheme="majorBidi" w:cstheme="majorBidi"/>
+          <w:sz w:val="26"/>
+          <w:szCs w:val="26"/>
+          <w:lang w:val="en-US"/>
+        </w:rPr>
+      </w:pPr>
+      <w:r>
+        <w:rPr>
+          <w:rFonts w:asciiTheme="majorBidi" w:hAnsiTheme="majorBidi" w:cstheme="majorBidi"/>
+          <w:b/>
+          <w:bCs/>
+          <w:sz w:val="26"/>
+          <w:szCs w:val="26"/>
+          <w:lang w:val="en-US"/>
+        </w:rPr>
+        <w:t>Justification:</w:t>
+      </w:r>
+      <w:r>
+        <w:rPr>
+          <w:rFonts w:asciiTheme="majorBidi" w:hAnsiTheme="majorBidi" w:cstheme="majorBidi"/>
+          <w:sz w:val="26"/>
+          <w:szCs w:val="26"/>
+          <w:lang w:val="en-US"/>
+        </w:rPr>
+        <w:t xml:space="preserve"> </w:t>
+      </w:r>
+      <w:r>
+        <w:rPr>
+          <w:rFonts w:asciiTheme="majorBidi" w:hAnsiTheme="majorBidi" w:cstheme="majorBidi"/>
+          <w:sz w:val="26"/>
+          <w:szCs w:val="26"/>
+          <w:lang w:val="en-US"/>
+        </w:rPr>
+        <w:t xml:space="preserve">The project requirements doc </w:t>
+      </w:r>
+      <w:r>
+        <w:rPr>
+          <w:rFonts w:asciiTheme="majorBidi" w:hAnsiTheme="majorBidi" w:cstheme="majorBidi"/>
+          <w:sz w:val="26"/>
+          <w:szCs w:val="26"/>
+          <w:lang w:val="en-US"/>
+        </w:rPr>
+        <w:t>gave no info on rules and rates, so I treated them as calculation logic</w:t>
+      </w:r>
+    </w:p>
+    <w:p>
+      <w:pPr>
+        <w:pStyle w:val="ListParagraph"/>
+        <w:numPr>
+          <w:ilvl w:val="0"/>
+          <w:numId w:val="3"/>
+        </w:numPr>
+        <w:rPr>
+          <w:rFonts w:asciiTheme="majorBidi" w:hAnsiTheme="majorBidi" w:cstheme="majorBidi"/>
+          <w:b/>
+          <w:bCs/>
+          <w:sz w:val="26"/>
+          <w:szCs w:val="26"/>
+          <w:lang w:val="en-US"/>
+        </w:rPr>
+      </w:pPr>
+      <w:r>
+        <w:rPr>
+          <w:rFonts w:asciiTheme="majorBidi" w:hAnsiTheme="majorBidi" w:cstheme="majorBidi"/>
+          <w:b/>
+          <w:bCs/>
+          <w:sz w:val="26"/>
+          <w:szCs w:val="26"/>
+          <w:lang w:val="en-US"/>
+        </w:rPr>
+        <w:t xml:space="preserve">Affected models: </w:t>
+      </w:r>
+      <w:r>
+        <w:rPr>
+          <w:rFonts w:asciiTheme="majorBidi" w:hAnsiTheme="majorBidi" w:cstheme="majorBidi"/>
+          <w:sz w:val="26"/>
+          <w:szCs w:val="26"/>
+          <w:lang w:val="en-US"/>
+        </w:rPr>
+        <w:t>Class Diagram</w:t>
+      </w:r>
+    </w:p>
+    <w:p>
+      <w:pPr>
+        <w:pStyle w:val="ListParagraph"/>
+        <w:rPr>
+          <w:rFonts w:asciiTheme="majorBidi" w:hAnsiTheme="majorBidi" w:cstheme="majorBidi"/>
+          <w:i/>
+          <w:iCs/>
+          <w:sz w:val="26"/>
+          <w:szCs w:val="26"/>
+          <w:lang w:val="en-US"/>
+        </w:rPr>
+      </w:pPr>
+    </w:p>
+    <w:p>
+      <w:pPr>
+        <w:pStyle w:val="ListParagraph"/>
+        <w:numPr>
+          <w:ilvl w:val="0"/>
+          <w:numId w:val="3"/>
+        </w:numPr>
+        <w:rPr>
+          <w:rFonts w:asciiTheme="majorBidi" w:hAnsiTheme="majorBidi" w:cstheme="majorBidi"/>
+          <w:sz w:val="26"/>
+          <w:szCs w:val="26"/>
+          <w:lang w:val="en-US"/>
+        </w:rPr>
+      </w:pPr>
+      <w:r>
+        <w:rPr>
+          <w:rFonts w:asciiTheme="majorBidi" w:hAnsiTheme="majorBidi" w:cstheme="majorBidi"/>
+          <w:b/>
+          <w:bCs/>
+          <w:sz w:val="26"/>
+          <w:szCs w:val="26"/>
+          <w:lang w:val="en-US"/>
+        </w:rPr>
+        <w:t>Assumption</w:t>
+      </w:r>
+      <w:r>
+        <w:rPr>
+          <w:rFonts w:asciiTheme="majorBidi" w:hAnsiTheme="majorBidi" w:cstheme="majorBidi"/>
+          <w:b/>
+          <w:bCs/>
+          <w:sz w:val="26"/>
+          <w:szCs w:val="26"/>
+          <w:lang w:val="en-US"/>
+        </w:rPr>
+        <w:t>7</w:t>
+      </w:r>
+      <w:r>
+        <w:rPr>
+          <w:rFonts w:asciiTheme="majorBidi" w:hAnsiTheme="majorBidi" w:cstheme="majorBidi"/>
+          <w:b/>
+          <w:bCs/>
+          <w:sz w:val="26"/>
+          <w:szCs w:val="26"/>
+          <w:lang w:val="en-US"/>
+        </w:rPr>
+        <w:t>:</w:t>
+      </w:r>
+      <w:r>
+        <w:rPr>
+          <w:rFonts w:asciiTheme="majorBidi" w:hAnsiTheme="majorBidi" w:cstheme="majorBidi"/>
+          <w:sz w:val="26"/>
+          <w:szCs w:val="26"/>
+          <w:lang w:val="en-US"/>
+        </w:rPr>
+        <w:t xml:space="preserve"> </w:t>
+      </w:r>
+      <w:r>
+        <w:rPr>
+          <w:rFonts w:asciiTheme="majorBidi" w:hAnsiTheme="majorBidi" w:cstheme="majorBidi"/>
+          <w:sz w:val="26"/>
+          <w:szCs w:val="26"/>
+          <w:lang w:val="en-US"/>
+        </w:rPr>
+        <w:t>Only accepted replacements are stores</w:t>
+      </w:r>
+      <w:r>
+        <w:rPr>
+          <w:rFonts w:asciiTheme="majorBidi" w:hAnsiTheme="majorBidi" w:cstheme="majorBidi"/>
+          <w:sz w:val="26"/>
+          <w:szCs w:val="26"/>
+          <w:lang w:val="en-US"/>
+        </w:rPr>
+        <w:t xml:space="preserve"> and the accepted replacements hands out the same item so its quantity is deducted from the stock</w:t>
+      </w:r>
+    </w:p>
+    <w:p>
+      <w:pPr>
+        <w:pStyle w:val="ListParagraph"/>
+        <w:numPr>
+          <w:ilvl w:val="0"/>
+          <w:numId w:val="3"/>
+        </w:numPr>
+        <w:rPr>
+          <w:rFonts w:asciiTheme="majorBidi" w:hAnsiTheme="majorBidi" w:cstheme="majorBidi"/>
+          <w:sz w:val="26"/>
+          <w:szCs w:val="26"/>
+          <w:lang w:val="en-US"/>
+        </w:rPr>
+      </w:pPr>
+      <w:r>
+        <w:rPr>
+          <w:rFonts w:asciiTheme="majorBidi" w:hAnsiTheme="majorBidi" w:cstheme="majorBidi"/>
+          <w:b/>
+          <w:bCs/>
+          <w:sz w:val="26"/>
+          <w:szCs w:val="26"/>
+          <w:lang w:val="en-US"/>
+        </w:rPr>
+        <w:t>Justification:</w:t>
+      </w:r>
+      <w:r>
+        <w:rPr>
+          <w:rFonts w:asciiTheme="majorBidi" w:hAnsiTheme="majorBidi" w:cstheme="majorBidi"/>
+          <w:sz w:val="26"/>
+          <w:szCs w:val="26"/>
+          <w:lang w:val="en-US"/>
+        </w:rPr>
+        <w:t xml:space="preserve"> </w:t>
+      </w:r>
+      <w:r>
+        <w:rPr>
+          <w:rFonts w:asciiTheme="majorBidi" w:hAnsiTheme="majorBidi" w:cstheme="majorBidi"/>
+          <w:sz w:val="26"/>
+          <w:szCs w:val="26"/>
+          <w:lang w:val="en-US"/>
+        </w:rPr>
+        <w:t>The project requirements doc said</w:t>
+      </w:r>
+      <w:r>
+        <w:rPr>
+          <w:rFonts w:asciiTheme="majorBidi" w:hAnsiTheme="majorBidi" w:cstheme="majorBidi"/>
+          <w:sz w:val="26"/>
+          <w:szCs w:val="26"/>
+          <w:lang w:val="en-US"/>
+        </w:rPr>
+        <w:t xml:space="preserve"> “necessary updates to the inventory” so I feel its necessary</w:t>
+      </w:r>
+    </w:p>
+    <w:p>
+      <w:pPr>
+        <w:pStyle w:val="ListParagraph"/>
+        <w:numPr>
+          <w:ilvl w:val="0"/>
+          <w:numId w:val="3"/>
+        </w:numPr>
+        <w:rPr>
+          <w:rFonts w:asciiTheme="majorBidi" w:hAnsiTheme="majorBidi" w:cstheme="majorBidi"/>
+          <w:b/>
+          <w:bCs/>
+          <w:sz w:val="26"/>
+          <w:szCs w:val="26"/>
+          <w:lang w:val="en-US"/>
+        </w:rPr>
+      </w:pPr>
+      <w:r>
+        <w:rPr>
+          <w:rFonts w:asciiTheme="majorBidi" w:hAnsiTheme="majorBidi" w:cstheme="majorBidi"/>
+          <w:b/>
+          <w:bCs/>
+          <w:sz w:val="26"/>
+          <w:szCs w:val="26"/>
+          <w:lang w:val="en-US"/>
+        </w:rPr>
+        <w:t xml:space="preserve">Affected models: </w:t>
+      </w:r>
+      <w:r>
+        <w:rPr>
+          <w:rFonts w:asciiTheme="majorBidi" w:hAnsiTheme="majorBidi" w:cstheme="majorBidi"/>
+          <w:sz w:val="26"/>
+          <w:szCs w:val="26"/>
+          <w:lang w:val="en-US"/>
+        </w:rPr>
+        <w:t>Class Diagram</w:t>
+      </w:r>
+    </w:p>
+    <w:p>
+      <w:pPr>
+        <w:pStyle w:val="ListParagraph"/>
+        <w:rPr>
+          <w:rFonts w:asciiTheme="majorBidi" w:hAnsiTheme="majorBidi" w:cstheme="majorBidi"/>
+          <w:b/>
+          <w:bCs/>
           <w:i/>
           <w:iCs/>
           <w:sz w:val="26"/>
@@ -1528,6 +2525,7 @@
           <w:szCs w:val="26"/>
           <w:lang w:val="en-US"/>
         </w:rPr>
+        <w:lastRenderedPageBreak/>
         <w:t>Sprint1</w:t>
       </w:r>
     </w:p>
@@ -1805,17 +2803,7 @@
           <w:szCs w:val="26"/>
           <w:lang w:val="en-US"/>
         </w:rPr>
-        <w:t xml:space="preserve"> </w:t>
-      </w:r>
-      <w:r>
-        <w:rPr>
-          <w:rFonts w:asciiTheme="majorBidi" w:hAnsiTheme="majorBidi" w:cstheme="majorBidi"/>
-          <w:kern w:val="0"/>
-          <w:sz w:val="26"/>
-          <w:szCs w:val="26"/>
-          <w:lang w:val="en-US"/>
-        </w:rPr>
-        <w:t>During Sprint 1, the team completed the DFD Level 0, Level 1, and Level 2</w:t>
+        <w:t xml:space="preserve"> During Sprint 1, the team completed the DFD Level 0, Level 1, and Level 2</w:t>
       </w:r>
       <w:r>
         <w:rPr>
@@ -1860,27 +2848,7 @@
           <w:szCs w:val="26"/>
           <w:lang w:val="en-US"/>
         </w:rPr>
-        <w:t xml:space="preserve">Feedback: </w:t>
-      </w:r>
-      <w:r>
-        <w:rPr>
-          <w:rFonts w:asciiTheme="majorBidi" w:hAnsiTheme="majorBidi" w:cstheme="majorBidi"/>
-          <w:kern w:val="0"/>
-          <w:sz w:val="26"/>
-          <w:szCs w:val="26"/>
-          <w:lang w:val="en-US"/>
-        </w:rPr>
-        <w:t>Team members reviewed the diagrams and provided feedback regarding spelling mistakes, missing methods, and missing use cases. These comments helped the team identify areas that needed improvement</w:t>
-      </w:r>
-      <w:r>
-        <w:rPr>
-          <w:rFonts w:asciiTheme="majorBidi" w:hAnsiTheme="majorBidi" w:cstheme="majorBidi"/>
-          <w:kern w:val="0"/>
-          <w:sz w:val="26"/>
-          <w:szCs w:val="26"/>
-          <w:lang w:val="en-US"/>
-        </w:rPr>
-        <w:t>.</w:t>
+        <w:t>Feedback: Team members reviewed the diagrams and provided feedback regarding spelling mistakes, missing methods, and missing use cases. These comments helped the team identify areas that needed improvement.</w:t>
       </w:r>
     </w:p>
     <w:p>
@@ -1988,17 +2956,7 @@
           <w:szCs w:val="26"/>
           <w:lang w:val="en-US"/>
         </w:rPr>
-        <w:t xml:space="preserve">Difficulties: </w:t>
-      </w:r>
-      <w:r>
-        <w:rPr>
-          <w:rFonts w:asciiTheme="majorBidi" w:hAnsiTheme="majorBidi" w:cstheme="majorBidi"/>
-          <w:kern w:val="0"/>
-          <w:sz w:val="26"/>
-          <w:szCs w:val="26"/>
-          <w:lang w:val="en-US"/>
-        </w:rPr>
-        <w:t>The main difficulty faced during Sprint 1 was limited time, which made it challenging to complete and review all tasks efficiently.</w:t>
+        <w:t>Difficulties: The main difficulty faced during Sprint 1 was limited time, which made it challenging to complete and review all tasks efficiently.</w:t>
       </w:r>
     </w:p>
     <w:p>
@@ -2042,17 +3000,7 @@
           <w:szCs w:val="26"/>
           <w:lang w:val="en-US"/>
         </w:rPr>
-        <w:t xml:space="preserve">Improvement actions: </w:t>
-      </w:r>
-      <w:r>
-        <w:rPr>
-          <w:rFonts w:asciiTheme="majorBidi" w:hAnsiTheme="majorBidi" w:cstheme="majorBidi"/>
-          <w:kern w:val="0"/>
-          <w:sz w:val="26"/>
-          <w:szCs w:val="26"/>
-          <w:lang w:val="en-US"/>
-        </w:rPr>
-        <w:t>To address this issue, the team decided to improve time management by organizing tasks more effectively and allocating sufficient time for reviewing and correcting the diagrams in Sprint 2</w:t>
+        <w:t>Improvement actions: To address this issue, the team decided to improve time management by organizing tasks more effectively and allocating sufficient time for reviewing and correcting the diagrams in Sprint 2</w:t>
       </w:r>
       <w:bookmarkEnd w:id="0"/>
       <w:r>
@@ -2104,7 +3052,6 @@
           <w:sz w:val="26"/>
           <w:szCs w:val="26"/>
         </w:rPr>
-        <w:lastRenderedPageBreak/>
         <w:t>Sprint 2</w:t>
       </w:r>
     </w:p>
@@ -2261,27 +3208,7 @@
           <w:szCs w:val="26"/>
           <w:lang w:val="en-US"/>
         </w:rPr>
-        <w:t xml:space="preserve">to continue developing the </w:t>
-      </w:r>
-      <w:proofErr w:type="spellStart"/>
-      <w:r>
-        <w:rPr>
-          <w:rFonts w:asciiTheme="majorBidi" w:hAnsiTheme="majorBidi" w:cstheme="majorBidi"/>
-          <w:sz w:val="26"/>
-          <w:szCs w:val="26"/>
-          <w:lang w:val="en-US"/>
-        </w:rPr>
-        <w:t>pearlMart</w:t>
-      </w:r>
-      <w:proofErr w:type="spellEnd"/>
-      <w:r>
-        <w:rPr>
-          <w:rFonts w:asciiTheme="majorBidi" w:hAnsiTheme="majorBidi" w:cstheme="majorBidi"/>
-          <w:sz w:val="26"/>
-          <w:szCs w:val="26"/>
-          <w:lang w:val="en-US"/>
-        </w:rPr>
-        <w:t xml:space="preserve"> system models, complete the remaining design tasks, and improve the quality and consistency of the project deliverables. </w:t>
+        <w:t xml:space="preserve">to continue developing the pearlMart system models, complete the remaining design tasks, and improve the quality and consistency of the project deliverables. </w:t>
       </w:r>
     </w:p>
     <w:p>
@@ -2478,17 +3405,7 @@
           <w:szCs w:val="26"/>
           <w:lang w:val="en-US"/>
         </w:rPr>
-        <w:t>Team members reviewed the diagrams and provided   feedback regarding</w:t>
-      </w:r>
-      <w:r>
-        <w:rPr>
-          <w:rFonts w:asciiTheme="majorBidi" w:hAnsiTheme="majorBidi" w:cstheme="majorBidi"/>
-          <w:kern w:val="0"/>
-          <w:sz w:val="26"/>
-          <w:szCs w:val="26"/>
-          <w:lang w:val="en-US"/>
-        </w:rPr>
-        <w:t xml:space="preserve"> some additional redundant classes and some weak alternatives flows</w:t>
+        <w:t>Team members reviewed the diagrams and provided   feedback regarding some additional redundant classes and some weak alternatives flows</w:t>
       </w:r>
       <w:r>
         <w:rPr>
@@ -2711,7 +3628,6 @@
           <w:i/>
           <w:iCs/>
         </w:rPr>
-        <w:lastRenderedPageBreak/>
         <w:t>DFD level-</w:t>
       </w:r>
       <w:r>
@@ -2738,6 +3654,7 @@
           <w:noProof/>
           <w:lang w:val="en-US"/>
         </w:rPr>
+        <w:lastRenderedPageBreak/>
         <w:drawing>
           <wp:inline distT="0" distB="0" distL="0" distR="0" wp14:anchorId="45019C2B" wp14:editId="28D9CFA6">
             <wp:extent cx="5296189" cy="7591926"/>
@@ -2814,7 +3731,6 @@
           <w:iCs/>
           <w:lang w:val="en-US"/>
         </w:rPr>
-        <w:lastRenderedPageBreak/>
         <w:t xml:space="preserve">DFD </w:t>
       </w:r>
       <w:r>
@@ -2953,23 +3869,23 @@
           <w:iCs/>
           <w:lang w:val="en-US"/>
         </w:rPr>
+        <w:t>DFD level 2</w:t>
+      </w:r>
+    </w:p>
+    <w:p>
+      <w:pPr>
+        <w:rPr>
+          <w:rFonts w:asciiTheme="majorBidi" w:hAnsiTheme="majorBidi" w:cstheme="majorBidi"/>
+          <w:lang w:val="en-US"/>
+        </w:rPr>
+      </w:pPr>
+      <w:r>
+        <w:rPr>
+          <w:rFonts w:asciiTheme="majorBidi" w:hAnsiTheme="majorBidi" w:cstheme="majorBidi"/>
+          <w:noProof/>
+          <w:lang w:val="en-US"/>
+        </w:rPr>
         <w:lastRenderedPageBreak/>
-        <w:t>DFD level 2</w:t>
-      </w:r>
-    </w:p>
-    <w:p>
-      <w:pPr>
-        <w:rPr>
-          <w:rFonts w:asciiTheme="majorBidi" w:hAnsiTheme="majorBidi" w:cstheme="majorBidi"/>
-          <w:lang w:val="en-US"/>
-        </w:rPr>
-      </w:pPr>
-      <w:r>
-        <w:rPr>
-          <w:rFonts w:asciiTheme="majorBidi" w:hAnsiTheme="majorBidi" w:cstheme="majorBidi"/>
-          <w:noProof/>
-          <w:lang w:val="en-US"/>
-        </w:rPr>
         <w:drawing>
           <wp:inline distT="0" distB="0" distL="0" distR="0" wp14:anchorId="01B2302D" wp14:editId="1190D986">
             <wp:extent cx="5943600" cy="2173605"/>
@@ -3273,14 +4189,7 @@
                 <w:rFonts w:asciiTheme="majorBidi" w:hAnsiTheme="majorBidi" w:cstheme="majorBidi"/>
                 <w:lang w:val="en-US"/>
               </w:rPr>
-              <w:t>Level</w:t>
-            </w:r>
-            <w:r>
-              <w:rPr>
-                <w:rFonts w:asciiTheme="majorBidi" w:hAnsiTheme="majorBidi" w:cstheme="majorBidi"/>
-                <w:lang w:val="en-US"/>
-              </w:rPr>
-              <w:t>1</w:t>
+              <w:t>Level1</w:t>
             </w:r>
             <w:r>
               <w:rPr>
@@ -3294,14 +4203,7 @@
                 <w:rFonts w:asciiTheme="majorBidi" w:hAnsiTheme="majorBidi" w:cstheme="majorBidi"/>
                 <w:lang w:val="en-US"/>
               </w:rPr>
-              <w:t xml:space="preserve"> level </w:t>
-            </w:r>
-            <w:r>
-              <w:rPr>
-                <w:rFonts w:asciiTheme="majorBidi" w:hAnsiTheme="majorBidi" w:cstheme="majorBidi"/>
-                <w:lang w:val="en-US"/>
-              </w:rPr>
-              <w:t>2</w:t>
+              <w:t xml:space="preserve"> level 2</w:t>
             </w:r>
           </w:p>
         </w:tc>
@@ -3468,23 +4370,23 @@
           <w:iCs/>
           <w:lang w:val="en-US"/>
         </w:rPr>
+        <w:t>Use Case diagram:</w:t>
+      </w:r>
+    </w:p>
+    <w:p>
+      <w:pPr>
+        <w:rPr>
+          <w:rFonts w:asciiTheme="majorBidi" w:hAnsiTheme="majorBidi" w:cstheme="majorBidi"/>
+          <w:lang w:val="en-US"/>
+        </w:rPr>
+      </w:pPr>
+      <w:r>
+        <w:rPr>
+          <w:rFonts w:asciiTheme="majorBidi" w:hAnsiTheme="majorBidi" w:cstheme="majorBidi"/>
+          <w:noProof/>
+          <w:lang w:val="en-US"/>
+        </w:rPr>
         <w:lastRenderedPageBreak/>
-        <w:t>Use Case diagram:</w:t>
-      </w:r>
-    </w:p>
-    <w:p>
-      <w:pPr>
-        <w:rPr>
-          <w:rFonts w:asciiTheme="majorBidi" w:hAnsiTheme="majorBidi" w:cstheme="majorBidi"/>
-          <w:lang w:val="en-US"/>
-        </w:rPr>
-      </w:pPr>
-      <w:r>
-        <w:rPr>
-          <w:rFonts w:asciiTheme="majorBidi" w:hAnsiTheme="majorBidi" w:cstheme="majorBidi"/>
-          <w:noProof/>
-          <w:lang w:val="en-US"/>
-        </w:rPr>
         <w:drawing>
           <wp:inline distT="0" distB="0" distL="0" distR="0" wp14:anchorId="42DCEB5B" wp14:editId="7E2169DA">
             <wp:extent cx="4035972" cy="7125893"/>
@@ -3573,32 +4475,7 @@
           <w:iCs/>
           <w:lang w:val="en-US"/>
         </w:rPr>
-        <w:lastRenderedPageBreak/>
-        <w:t xml:space="preserve">DFD and </w:t>
-      </w:r>
-      <w:proofErr w:type="spellStart"/>
-      <w:r>
-        <w:rPr>
-          <w:rFonts w:asciiTheme="majorBidi" w:hAnsiTheme="majorBidi" w:cstheme="majorBidi"/>
-          <w:b/>
-          <w:bCs/>
-          <w:i/>
-          <w:iCs/>
-          <w:lang w:val="en-US"/>
-        </w:rPr>
-        <w:t>UseCase</w:t>
-      </w:r>
-      <w:proofErr w:type="spellEnd"/>
-      <w:r>
-        <w:rPr>
-          <w:rFonts w:asciiTheme="majorBidi" w:hAnsiTheme="majorBidi" w:cstheme="majorBidi"/>
-          <w:b/>
-          <w:bCs/>
-          <w:i/>
-          <w:iCs/>
-          <w:lang w:val="en-US"/>
-        </w:rPr>
-        <w:t xml:space="preserve"> comparison:</w:t>
+        <w:t>DFD and UseCase comparison:</w:t>
       </w:r>
     </w:p>
     <w:p>
@@ -3637,6 +4514,7 @@
           <w:sz w:val="26"/>
           <w:szCs w:val="26"/>
         </w:rPr>
+        <w:lastRenderedPageBreak/>
         <w:t>The DFD and Use Case Diagram show different parts of the PearlMart Inventory Management System.</w:t>
       </w:r>
       <w:r>
@@ -4804,7 +5682,7 @@
         <w:kern w:val="2"/>
         <w:sz w:val="24"/>
         <w:szCs w:val="24"/>
-        <w:lang w:val="en-QA" w:eastAsia="en-US" w:bidi="ar-SA"/>
+        <w:lang w:eastAsia="en-US" w:bidi="ar-SA"/>
         <w14:ligatures w14:val="standardContextual"/>
       </w:rPr>
     </w:rPrDefault>
@@ -5399,7 +6277,6 @@
   <w:style w:type="character" w:default="1" w:styleId="DefaultParagraphFont">
     <w:name w:val="Default Paragraph Font"/>
     <w:uiPriority w:val="1"/>
-    <w:semiHidden/>
     <w:unhideWhenUsed/>
   </w:style>
   <w:style w:type="table" w:default="1" w:styleId="TableNormal">
